--- a/CMSolution使用说明.docx
+++ b/CMSolution使用说明.docx
@@ -2,78 +2,52 @@
 <file path=word/document.xml><?xml version="1.0" encoding="utf-8"?>
 <w:document xmlns:wpc="http://schemas.microsoft.com/office/word/2010/wordprocessingCanvas" xmlns:mo="http://schemas.microsoft.com/office/mac/office/2008/main" xmlns:mc="http://schemas.openxmlformats.org/markup-compatibility/2006" xmlns:mv="urn:schemas-microsoft-com:mac:vml" xmlns:o="urn:schemas-microsoft-com:office:office" xmlns:r="http://schemas.openxmlformats.org/officeDocument/2006/relationships" xmlns:m="http://schemas.openxmlformats.org/officeDocument/2006/math" xmlns:v="urn:schemas-microsoft-com:vml" xmlns:wp14="http://schemas.microsoft.com/office/word/2010/wordprocessingDrawing" xmlns:wp="http://schemas.openxmlformats.org/drawingml/2006/wordprocessingDrawing" xmlns:w10="urn:schemas-microsoft-com:office:word" xmlns:w="http://schemas.openxmlformats.org/wordprocessingml/2006/main" xmlns:w14="http://schemas.microsoft.com/office/word/2010/wordml" xmlns:wpg="http://schemas.microsoft.com/office/word/2010/wordprocessingGroup" xmlns:wpi="http://schemas.microsoft.com/office/word/2010/wordprocessingInk" xmlns:wne="http://schemas.microsoft.com/office/word/2006/wordml" xmlns:wps="http://schemas.microsoft.com/office/word/2010/wordprocessingShape" mc:Ignorable="w14 wp14">
   <w:body>
-    <w:p/>
-    <w:p/>
-    <w:p/>
-    <w:p/>
-    <w:p/>
-    <w:p/>
     <w:p>
       <w:pPr>
+        <w:spacing w:after="360"/>
         <w:jc w:val="center"/>
       </w:pPr>
       <w:r>
         <w:rPr>
-          <w:rFonts w:ascii="Times New Roman" w:hAnsi="Times New Roman" w:eastAsia="宋体"/>
+          <w:rFonts w:ascii="Times New Roman" w:hAnsi="Times New Roman" w:eastAsia="微软雅黑"/>
           <w:b/>
-          <w:color w:val="1A1A1A"/>
+          <w:color w:val="1677FF"/>
           <w:sz w:val="44"/>
         </w:rPr>
-        <w:t>CMSolution 使用说明</w:t>
+        <w:t>CMSolution · 青瞳动捕方案生成器 使用说明</w:t>
       </w:r>
     </w:p>
     <w:p>
       <w:pPr>
-        <w:jc w:val="center"/>
+        <w:spacing w:line="360" w:lineRule="auto"/>
       </w:pPr>
       <w:r>
         <w:rPr>
           <w:rFonts w:ascii="Times New Roman" w:hAnsi="Times New Roman" w:eastAsia="宋体"/>
           <w:b w:val="0"/>
-          <w:color w:val="595959"/>
-          <w:sz w:val="24"/>
+          <w:color w:val="1A1A1A"/>
+          <w:sz w:val="21"/>
         </w:rPr>
-        <w:t>青瞳动捕方案生成器（PC 端）</w:t>
+        <w:t>版本 v1.1.0（2026-09-29） · 上海青瞳视觉科技有限公司 内部使用</w:t>
       </w:r>
     </w:p>
     <w:p>
       <w:pPr>
-        <w:jc w:val="center"/>
+        <w:spacing w:before="280" w:after="160"/>
       </w:pPr>
       <w:r>
         <w:rPr>
-          <w:rFonts w:ascii="Times New Roman" w:hAnsi="Times New Roman" w:eastAsia="宋体"/>
-          <w:b w:val="0"/>
-          <w:color w:val="595959"/>
-          <w:sz w:val="24"/>
-        </w:rPr>
-        <w:t>2026 年 9 月</w:t>
-      </w:r>
-    </w:p>
-    <w:p>
-      <w:r>
-        <w:br w:type="page"/>
-      </w:r>
-    </w:p>
-    <w:p>
-      <w:pPr>
-        <w:pStyle w:val="Heading1"/>
-        <w:spacing w:before="0" w:after="0" w:line="360" w:lineRule="auto"/>
-      </w:pPr>
-      <w:r>
-        <w:rPr>
-          <w:rFonts w:ascii="Times New Roman" w:hAnsi="Times New Roman" w:eastAsia="宋体"/>
+          <w:rFonts w:ascii="Times New Roman" w:hAnsi="Times New Roman" w:eastAsia="微软雅黑"/>
           <w:b/>
-          <w:color w:val="1A1A1A"/>
-          <w:sz w:val="28"/>
+          <w:color w:val="1677FF"/>
+          <w:sz w:val="30"/>
         </w:rPr>
         <w:t>一、软件简介</w:t>
       </w:r>
     </w:p>
     <w:p>
       <w:pPr>
-        <w:spacing w:before="0" w:after="0" w:line="360" w:lineRule="auto"/>
-        <w:ind w:firstLine="480"/>
+        <w:spacing w:line="360" w:lineRule="auto"/>
       </w:pPr>
       <w:r>
         <w:rPr>
@@ -82,43 +56,40 @@
           <w:color w:val="1A1A1A"/>
           <w:sz w:val="24"/>
         </w:rPr>
-        <w:t>CMSolution 是青瞳视觉内部使用的动捕方案自动生成工具。在网页表单中填写客户信息、方案类型、场地尺寸与相机配置，一键生成完整的 Word 技术方案（含部署俯视图/立面图、原理图、流程图、设备清单与产品配图），支持机器人定位、无人机、影视动捕、具身智能、VR 大空间、XR/VP 虚拟拍摄、特殊定制化项目、水下动捕共 8 类场景，以及基础版 / 标准版 / 深度版三档详略。</w:t>
+        <w:t>CMSolution 是青瞳视觉内部使用的动捕方案自动生成工具。在表单中填写客户信息、方案类型、场地尺寸与相机配置，一键生成完整的 Word 技术方案（含部署俯视图/立面图、原理图、流程图、设备清单与产品配图）。支持机器人定位、无人机、影视动捕、具身智能、VR 大空间、XR/VP 虚拟拍摄、特殊定制化项目、水下动捕共 8 类场景，以及基础版/标准版/深度版三档详略。</w:t>
       </w:r>
     </w:p>
     <w:p>
       <w:pPr>
-        <w:pStyle w:val="Heading1"/>
-        <w:spacing w:before="0" w:after="0" w:line="360" w:lineRule="auto"/>
+        <w:spacing w:before="280" w:after="160"/>
       </w:pPr>
       <w:r>
         <w:rPr>
-          <w:rFonts w:ascii="Times New Roman" w:hAnsi="Times New Roman" w:eastAsia="宋体"/>
+          <w:rFonts w:ascii="Times New Roman" w:hAnsi="Times New Roman" w:eastAsia="微软雅黑"/>
           <w:b/>
-          <w:color w:val="1A1A1A"/>
-          <w:sz w:val="28"/>
+          <w:color w:val="1677FF"/>
+          <w:sz w:val="30"/>
         </w:rPr>
         <w:t>二、启动方式</w:t>
       </w:r>
     </w:p>
     <w:p>
       <w:pPr>
-        <w:pStyle w:val="Heading2"/>
-        <w:spacing w:before="0" w:after="0" w:line="360" w:lineRule="auto"/>
+        <w:spacing w:before="160"/>
       </w:pPr>
       <w:r>
         <w:rPr>
-          <w:rFonts w:ascii="Times New Roman" w:hAnsi="Times New Roman" w:eastAsia="宋体"/>
+          <w:rFonts w:ascii="Times New Roman" w:hAnsi="Times New Roman" w:eastAsia="微软雅黑"/>
           <w:b/>
           <w:color w:val="1A1A1A"/>
-          <w:sz w:val="24"/>
+          <w:sz w:val="25"/>
         </w:rPr>
         <w:t>桌面版（推荐）</w:t>
       </w:r>
     </w:p>
     <w:p>
       <w:pPr>
-        <w:spacing w:before="0" w:after="0" w:line="360" w:lineRule="auto"/>
-        <w:ind w:left="480"/>
+        <w:spacing w:line="360" w:lineRule="auto"/>
       </w:pPr>
       <w:r>
         <w:rPr>
@@ -127,13 +98,12 @@
           <w:color w:val="1A1A1A"/>
           <w:sz w:val="24"/>
         </w:rPr>
-        <w:t>• 双击软件目录下的 CMSolution.bat，自动弹出独立窗口（无需浏览器）；</w:t>
+        <w:t>1. 双击软件目录下的 CMSolution.exe，自动弹出独立窗口；</w:t>
       </w:r>
     </w:p>
     <w:p>
       <w:pPr>
-        <w:spacing w:before="0" w:after="0" w:line="360" w:lineRule="auto"/>
-        <w:ind w:left="480"/>
+        <w:spacing w:line="360" w:lineRule="auto"/>
       </w:pPr>
       <w:r>
         <w:rPr>
@@ -142,28 +112,12 @@
           <w:color w:val="1A1A1A"/>
           <w:sz w:val="24"/>
         </w:rPr>
-        <w:t>• 窗口关闭即退出，不影响已生成的方案文件。</w:t>
+        <w:t>2. 窗口关闭即退出，不影响已生成的方案文件；</w:t>
       </w:r>
     </w:p>
     <w:p>
       <w:pPr>
-        <w:pStyle w:val="Heading2"/>
-        <w:spacing w:before="0" w:after="0" w:line="360" w:lineRule="auto"/>
-      </w:pPr>
-      <w:r>
-        <w:rPr>
-          <w:rFonts w:ascii="Times New Roman" w:hAnsi="Times New Roman" w:eastAsia="宋体"/>
-          <w:b/>
-          <w:color w:val="1A1A1A"/>
-          <w:sz w:val="24"/>
-        </w:rPr>
-        <w:t>网页版（局域网共用）</w:t>
-      </w:r>
-    </w:p>
-    <w:p>
-      <w:pPr>
-        <w:spacing w:before="0" w:after="0" w:line="360" w:lineRule="auto"/>
-        <w:ind w:left="480"/>
+        <w:spacing w:line="360" w:lineRule="auto"/>
       </w:pPr>
       <w:r>
         <w:rPr>
@@ -172,13 +126,26 @@
           <w:color w:val="1A1A1A"/>
           <w:sz w:val="24"/>
         </w:rPr>
-        <w:t>• 双击运行 app.py（或命令行执行），启动后在本机浏览器访问 http://127.0.0.1:5099；</w:t>
+        <w:t>3. exe 必须与 _internal 文件夹保持同级，请勿单独移动 exe。</w:t>
       </w:r>
     </w:p>
     <w:p>
       <w:pPr>
-        <w:spacing w:before="0" w:after="0" w:line="360" w:lineRule="auto"/>
-        <w:ind w:left="480"/>
+        <w:spacing w:before="160"/>
+      </w:pPr>
+      <w:r>
+        <w:rPr>
+          <w:rFonts w:ascii="Times New Roman" w:hAnsi="Times New Roman" w:eastAsia="微软雅黑"/>
+          <w:b/>
+          <w:color w:val="1A1A1A"/>
+          <w:sz w:val="25"/>
+        </w:rPr>
+        <w:t>网页版（局域网共用）</w:t>
+      </w:r>
+    </w:p>
+    <w:p>
+      <w:pPr>
+        <w:spacing w:line="360" w:lineRule="auto"/>
       </w:pPr>
       <w:r>
         <w:rPr>
@@ -187,28 +154,12 @@
           <w:color w:val="1A1A1A"/>
           <w:sz w:val="24"/>
         </w:rPr>
-        <w:t>• 同一局域网的其他电脑可访问 http://&lt;本机IP&gt;:5099 共同使用。</w:t>
+        <w:t>1. 运行 app.py 启动后，本机浏览器访问 http://127.0.0.1:5099；</w:t>
       </w:r>
     </w:p>
     <w:p>
       <w:pPr>
-        <w:pStyle w:val="Heading1"/>
-        <w:spacing w:before="0" w:after="0" w:line="360" w:lineRule="auto"/>
-      </w:pPr>
-      <w:r>
-        <w:rPr>
-          <w:rFonts w:ascii="Times New Roman" w:hAnsi="Times New Roman" w:eastAsia="宋体"/>
-          <w:b/>
-          <w:color w:val="1A1A1A"/>
-          <w:sz w:val="28"/>
-        </w:rPr>
-        <w:t>三、三步生成方案</w:t>
-      </w:r>
-    </w:p>
-    <w:p>
-      <w:pPr>
-        <w:spacing w:before="0" w:after="0" w:line="360" w:lineRule="auto"/>
-        <w:ind w:left="480"/>
+        <w:spacing w:line="360" w:lineRule="auto"/>
       </w:pPr>
       <w:r>
         <w:rPr>
@@ -217,13 +168,26 @@
           <w:color w:val="1A1A1A"/>
           <w:sz w:val="24"/>
         </w:rPr>
-        <w:t>• 第 1 步：填写“客户与方案”——客户名称（必填）、方案类型（必填）、被测对象、相机型号；</w:t>
+        <w:t>2. 同一局域网的其他电脑可访问 http://&lt;本机IP&gt;:5099 共同使用。</w:t>
       </w:r>
     </w:p>
     <w:p>
       <w:pPr>
-        <w:spacing w:before="0" w:after="0" w:line="360" w:lineRule="auto"/>
-        <w:ind w:left="480"/>
+        <w:spacing w:before="280" w:after="160"/>
+      </w:pPr>
+      <w:r>
+        <w:rPr>
+          <w:rFonts w:ascii="Times New Roman" w:hAnsi="Times New Roman" w:eastAsia="微软雅黑"/>
+          <w:b/>
+          <w:color w:val="1677FF"/>
+          <w:sz w:val="30"/>
+        </w:rPr>
+        <w:t>三、三步生成方案</w:t>
+      </w:r>
+    </w:p>
+    <w:p>
+      <w:pPr>
+        <w:spacing w:line="360" w:lineRule="auto"/>
       </w:pPr>
       <w:r>
         <w:rPr>
@@ -232,13 +196,12 @@
           <w:color w:val="1A1A1A"/>
           <w:sz w:val="24"/>
         </w:rPr>
-        <w:t>• 第 2 步：填写“场地尺寸”——长/宽/高（必填）与布置层数，并按所选场景填写专属选项（如追踪目标数量、人数等）；</w:t>
+        <w:t>1. 第 1 步：填写“客户与方案”——客户名称（必填）、方案类型（必填）、被测对象、相机型号；</w:t>
       </w:r>
     </w:p>
     <w:p>
       <w:pPr>
-        <w:spacing w:before="0" w:after="0" w:line="360" w:lineRule="auto"/>
-        <w:ind w:left="480"/>
+        <w:spacing w:line="360" w:lineRule="auto"/>
       </w:pPr>
       <w:r>
         <w:rPr>
@@ -247,13 +210,12 @@
           <w:color w:val="1A1A1A"/>
           <w:sz w:val="24"/>
         </w:rPr>
-        <w:t>• 第 3 步：在“通用选项”选择标记点类型（必选）、同步机、软件与详略程度，点击“生成方案 Word”。</w:t>
+        <w:t>2. 第 2 步：填写“场地尺寸”——长/宽/高（必填）与布置层数，并按所选场景填写专属选项；</w:t>
       </w:r>
     </w:p>
     <w:p>
       <w:pPr>
-        <w:spacing w:before="0" w:after="0" w:line="360" w:lineRule="auto"/>
-        <w:ind w:firstLine="480"/>
+        <w:spacing w:line="360" w:lineRule="auto"/>
       </w:pPr>
       <w:r>
         <w:rPr>
@@ -262,20 +224,33 @@
           <w:color w:val="1A1A1A"/>
           <w:sz w:val="24"/>
         </w:rPr>
-        <w:t>生成完成后点击“查看报告”直接用 Word/WPS 打开，或“打开文件夹”进入输出目录。所有方案保存在软件目录 output 文件夹内，按“客户名-方案类型-随机码.docx”命名。</w:t>
+        <w:t>3. 第 3 步：在“通用选项”选择标记点类型（必选）、同步机、软件与详略程度，点击“生成方案 Word”。</w:t>
       </w:r>
     </w:p>
     <w:p>
       <w:pPr>
-        <w:pStyle w:val="Heading1"/>
-        <w:spacing w:before="0" w:after="0" w:line="360" w:lineRule="auto"/>
+        <w:spacing w:line="360" w:lineRule="auto"/>
       </w:pPr>
       <w:r>
         <w:rPr>
           <w:rFonts w:ascii="Times New Roman" w:hAnsi="Times New Roman" w:eastAsia="宋体"/>
+          <w:b w:val="0"/>
+          <w:color w:val="1A1A1A"/>
+          <w:sz w:val="24"/>
+        </w:rPr>
+        <w:t>生成完成后点击“查看报告”直接用 Word/WPS 打开，或“打开文件夹”进入输出目录。所有方案保存在软件目录 output 文件夹内，按“客户名-方案类型-随机码.docx”命名，目录中仅保留 Word 文件。</w:t>
+      </w:r>
+    </w:p>
+    <w:p>
+      <w:pPr>
+        <w:spacing w:before="280" w:after="160"/>
+      </w:pPr>
+      <w:r>
+        <w:rPr>
+          <w:rFonts w:ascii="Times New Roman" w:hAnsi="Times New Roman" w:eastAsia="微软雅黑"/>
           <w:b/>
-          <w:color w:val="1A1A1A"/>
-          <w:sz w:val="28"/>
+          <w:color w:val="1677FF"/>
+          <w:sz w:val="30"/>
         </w:rPr>
         <w:t>四、表单字段说明</w:t>
       </w:r>
@@ -284,27 +259,25 @@
       <w:tblPr>
         <w:tblStyle w:val="TableGrid"/>
         <w:tblW w:type="auto" w:w="0"/>
+        <w:jc w:val="center"/>
         <w:tblLook w:firstColumn="1" w:firstRow="1" w:lastColumn="0" w:lastRow="0" w:noHBand="0" w:noVBand="1" w:val="04A0"/>
       </w:tblPr>
       <w:tblGrid>
-        <w:gridCol w:w="4419"/>
-        <w:gridCol w:w="4419"/>
+        <w:gridCol w:w="4759"/>
+        <w:gridCol w:w="4759"/>
       </w:tblGrid>
       <w:tr>
         <w:tc>
           <w:tcPr>
-            <w:tcW w:type="dxa" w:w="1928"/>
+            <w:tcW w:type="dxa" w:w="1814"/>
           </w:tcPr>
           <w:p>
-            <w:pPr>
-              <w:spacing w:before="0" w:after="0"/>
-            </w:pPr>
             <w:r>
               <w:rPr>
                 <w:rFonts w:ascii="Times New Roman" w:hAnsi="Times New Roman" w:eastAsia="宋体"/>
                 <w:b/>
                 <w:color w:val="1A1A1A"/>
-                <w:sz w:val="24"/>
+                <w:sz w:val="21"/>
               </w:rPr>
               <w:t>字段</w:t>
             </w:r>
@@ -312,18 +285,15 @@
         </w:tc>
         <w:tc>
           <w:tcPr>
-            <w:tcW w:type="dxa" w:w="6009"/>
+            <w:tcW w:type="dxa" w:w="6350"/>
           </w:tcPr>
           <w:p>
-            <w:pPr>
-              <w:spacing w:before="0" w:after="0"/>
-            </w:pPr>
             <w:r>
               <w:rPr>
                 <w:rFonts w:ascii="Times New Roman" w:hAnsi="Times New Roman" w:eastAsia="宋体"/>
                 <w:b/>
                 <w:color w:val="1A1A1A"/>
-                <w:sz w:val="24"/>
+                <w:sz w:val="21"/>
               </w:rPr>
               <w:t>说明</w:t>
             </w:r>
@@ -333,18 +303,15 @@
       <w:tr>
         <w:tc>
           <w:tcPr>
-            <w:tcW w:type="dxa" w:w="1928"/>
+            <w:tcW w:type="dxa" w:w="1814"/>
           </w:tcPr>
           <w:p>
-            <w:pPr>
-              <w:spacing w:before="0" w:after="0"/>
-            </w:pPr>
             <w:r>
               <w:rPr>
                 <w:rFonts w:ascii="Times New Roman" w:hAnsi="Times New Roman" w:eastAsia="宋体"/>
                 <w:b w:val="0"/>
                 <w:color w:val="1A1A1A"/>
-                <w:sz w:val="24"/>
+                <w:sz w:val="21"/>
               </w:rPr>
               <w:t>方案类型</w:t>
             </w:r>
@@ -352,18 +319,15 @@
         </w:tc>
         <w:tc>
           <w:tcPr>
-            <w:tcW w:type="dxa" w:w="6009"/>
+            <w:tcW w:type="dxa" w:w="6350"/>
           </w:tcPr>
           <w:p>
-            <w:pPr>
-              <w:spacing w:before="0" w:after="0"/>
-            </w:pPr>
             <w:r>
               <w:rPr>
                 <w:rFonts w:ascii="Times New Roman" w:hAnsi="Times New Roman" w:eastAsia="宋体"/>
                 <w:b w:val="0"/>
                 <w:color w:val="1A1A1A"/>
-                <w:sz w:val="24"/>
+                <w:sz w:val="21"/>
               </w:rPr>
               <w:t>8 类场景必选，决定报告章节结构、默认相机/软件与部署规则</w:t>
             </w:r>
@@ -373,18 +337,15 @@
       <w:tr>
         <w:tc>
           <w:tcPr>
-            <w:tcW w:type="dxa" w:w="1928"/>
+            <w:tcW w:type="dxa" w:w="1814"/>
           </w:tcPr>
           <w:p>
-            <w:pPr>
-              <w:spacing w:before="0" w:after="0"/>
-            </w:pPr>
             <w:r>
               <w:rPr>
                 <w:rFonts w:ascii="Times New Roman" w:hAnsi="Times New Roman" w:eastAsia="宋体"/>
                 <w:b w:val="0"/>
                 <w:color w:val="1A1A1A"/>
-                <w:sz w:val="24"/>
+                <w:sz w:val="21"/>
               </w:rPr>
               <w:t>相机型号（主）</w:t>
             </w:r>
@@ -392,18 +353,15 @@
         </w:tc>
         <w:tc>
           <w:tcPr>
-            <w:tcW w:type="dxa" w:w="6009"/>
+            <w:tcW w:type="dxa" w:w="6350"/>
           </w:tcPr>
           <w:p>
-            <w:pPr>
-              <w:spacing w:before="0" w:after="0"/>
-            </w:pPr>
             <w:r>
               <w:rPr>
                 <w:rFonts w:ascii="Times New Roman" w:hAnsi="Times New Roman" w:eastAsia="宋体"/>
                 <w:b w:val="0"/>
                 <w:color w:val="1A1A1A"/>
-                <w:sz w:val="24"/>
+                <w:sz w:val="21"/>
               </w:rPr>
               <w:t>默认“自动推荐”：按场地尺寸+标记点类型自动选型并给出选型说明；手动选择时下方实时提示距离是否满足（绿✓/黄△/红⚠）</w:t>
             </w:r>
@@ -413,18 +371,15 @@
       <w:tr>
         <w:tc>
           <w:tcPr>
-            <w:tcW w:type="dxa" w:w="1928"/>
+            <w:tcW w:type="dxa" w:w="1814"/>
           </w:tcPr>
           <w:p>
-            <w:pPr>
-              <w:spacing w:before="0" w:after="0"/>
-            </w:pPr>
             <w:r>
               <w:rPr>
                 <w:rFonts w:ascii="Times New Roman" w:hAnsi="Times New Roman" w:eastAsia="宋体"/>
                 <w:b w:val="0"/>
                 <w:color w:val="1A1A1A"/>
-                <w:sz w:val="24"/>
+                <w:sz w:val="21"/>
               </w:rPr>
               <w:t>相机数量模式</w:t>
             </w:r>
@@ -432,20 +387,17 @@
         </w:tc>
         <w:tc>
           <w:tcPr>
-            <w:tcW w:type="dxa" w:w="6009"/>
+            <w:tcW w:type="dxa" w:w="6350"/>
           </w:tcPr>
           <w:p>
-            <w:pPr>
-              <w:spacing w:before="0" w:after="0"/>
-            </w:pPr>
             <w:r>
               <w:rPr>
                 <w:rFonts w:ascii="Times New Roman" w:hAnsi="Times New Roman" w:eastAsia="宋体"/>
                 <w:b w:val="0"/>
                 <w:color w:val="1A1A1A"/>
-                <w:sz w:val="24"/>
+                <w:sz w:val="21"/>
               </w:rPr>
-              <w:t>自动=按部署规则计算；手动=直接指定数量，机位按几何均布</w:t>
+              <w:t>自动=按部署规则计算；手动=直接指定数量（仅整数），机位按几何均布</w:t>
             </w:r>
           </w:p>
         </w:tc>
@@ -453,18 +405,15 @@
       <w:tr>
         <w:tc>
           <w:tcPr>
-            <w:tcW w:type="dxa" w:w="1928"/>
+            <w:tcW w:type="dxa" w:w="1814"/>
           </w:tcPr>
           <w:p>
-            <w:pPr>
-              <w:spacing w:before="0" w:after="0"/>
-            </w:pPr>
             <w:r>
               <w:rPr>
                 <w:rFonts w:ascii="Times New Roman" w:hAnsi="Times New Roman" w:eastAsia="宋体"/>
                 <w:b w:val="0"/>
                 <w:color w:val="1A1A1A"/>
-                <w:sz w:val="24"/>
+                <w:sz w:val="21"/>
               </w:rPr>
               <w:t>混用相机型号</w:t>
             </w:r>
@@ -472,20 +421,17 @@
         </w:tc>
         <w:tc>
           <w:tcPr>
-            <w:tcW w:type="dxa" w:w="6009"/>
+            <w:tcW w:type="dxa" w:w="6350"/>
           </w:tcPr>
           <w:p>
-            <w:pPr>
-              <w:spacing w:before="0" w:after="0"/>
-            </w:pPr>
             <w:r>
               <w:rPr>
                 <w:rFonts w:ascii="Times New Roman" w:hAnsi="Times New Roman" w:eastAsia="宋体"/>
                 <w:b w:val="0"/>
                 <w:color w:val="1A1A1A"/>
-                <w:sz w:val="24"/>
+                <w:sz w:val="21"/>
               </w:rPr>
-              <w:t>可选第二型号，机位自动交错排布；数量缺省按总量 40% 拨出</w:t>
+              <w:t>可选第二型号，机位自动交错排布；数量缺省按总量 40% 拨出；混用为联合覆盖，任一台满足场地距离即不弹警示</w:t>
             </w:r>
           </w:p>
         </w:tc>
@@ -493,18 +439,15 @@
       <w:tr>
         <w:tc>
           <w:tcPr>
-            <w:tcW w:type="dxa" w:w="1928"/>
+            <w:tcW w:type="dxa" w:w="1814"/>
           </w:tcPr>
           <w:p>
-            <w:pPr>
-              <w:spacing w:before="0" w:after="0"/>
-            </w:pPr>
             <w:r>
               <w:rPr>
                 <w:rFonts w:ascii="Times New Roman" w:hAnsi="Times New Roman" w:eastAsia="宋体"/>
                 <w:b w:val="0"/>
                 <w:color w:val="1A1A1A"/>
-                <w:sz w:val="24"/>
+                <w:sz w:val="21"/>
               </w:rPr>
               <w:t>标记点类型</w:t>
             </w:r>
@@ -512,20 +455,17 @@
         </w:tc>
         <w:tc>
           <w:tcPr>
-            <w:tcW w:type="dxa" w:w="6009"/>
+            <w:tcW w:type="dxa" w:w="6350"/>
           </w:tcPr>
           <w:p>
-            <w:pPr>
-              <w:spacing w:before="0" w:after="0"/>
-            </w:pPr>
             <w:r>
               <w:rPr>
                 <w:rFonts w:ascii="Times New Roman" w:hAnsi="Times New Roman" w:eastAsia="宋体"/>
                 <w:b w:val="0"/>
                 <w:color w:val="1A1A1A"/>
-                <w:sz w:val="24"/>
+                <w:sz w:val="21"/>
               </w:rPr>
-              <w:t>必选：被动反光点 / 主动光标记体 / 主被动混用；决定识别距离校核口径（混用按被动从严）与标记点清单</w:t>
+              <w:t>必选：被动反光点（适用刚体+骨骼）/ 主动光标记体（仅适用刚体：PUCK、F3/F1-EDG 模块盒）/ 主被动混用；决定识别距离校核口径（混用按被动从严）与报告全部标记相关内容（正文/配图/清单/指标表）</w:t>
             </w:r>
           </w:p>
         </w:tc>
@@ -533,18 +473,15 @@
       <w:tr>
         <w:tc>
           <w:tcPr>
-            <w:tcW w:type="dxa" w:w="1928"/>
+            <w:tcW w:type="dxa" w:w="1814"/>
           </w:tcPr>
           <w:p>
-            <w:pPr>
-              <w:spacing w:before="0" w:after="0"/>
-            </w:pPr>
             <w:r>
               <w:rPr>
                 <w:rFonts w:ascii="Times New Roman" w:hAnsi="Times New Roman" w:eastAsia="宋体"/>
                 <w:b w:val="0"/>
                 <w:color w:val="1A1A1A"/>
-                <w:sz w:val="24"/>
+                <w:sz w:val="21"/>
               </w:rPr>
               <w:t>同步机</w:t>
             </w:r>
@@ -552,20 +489,17 @@
         </w:tc>
         <w:tc>
           <w:tcPr>
-            <w:tcW w:type="dxa" w:w="6009"/>
+            <w:tcW w:type="dxa" w:w="6350"/>
           </w:tcPr>
           <w:p>
-            <w:pPr>
-              <w:spacing w:before="0" w:after="0"/>
-            </w:pPr>
             <w:r>
               <w:rPr>
                 <w:rFonts w:ascii="Times New Roman" w:hAnsi="Times New Roman" w:eastAsia="宋体"/>
                 <w:b w:val="0"/>
                 <w:color w:val="1A1A1A"/>
-                <w:sz w:val="24"/>
+                <w:sz w:val="21"/>
               </w:rPr>
-              <w:t>自动推荐=按场景默认（虚拍/影视/定制/水下→CMLOCK，其余→CMLOCK mini）；也可手动指定或不配置</w:t>
+              <w:t>默认「不配置」；需要时选配：自动推荐=按场景硬门槛判定（虚拍/影视/定制/水下/阵列＞16 台→CMLOCK，其余单路场景→CMLOCK mini）；手动误选触碰硬门槛将被强制升级并在报告中注明</w:t>
             </w:r>
           </w:p>
         </w:tc>
@@ -573,18 +507,49 @@
       <w:tr>
         <w:tc>
           <w:tcPr>
-            <w:tcW w:type="dxa" w:w="1928"/>
+            <w:tcW w:type="dxa" w:w="1814"/>
           </w:tcPr>
           <w:p>
-            <w:pPr>
-              <w:spacing w:before="0" w:after="0"/>
-            </w:pPr>
             <w:r>
               <w:rPr>
                 <w:rFonts w:ascii="Times New Roman" w:hAnsi="Times New Roman" w:eastAsia="宋体"/>
                 <w:b w:val="0"/>
                 <w:color w:val="1A1A1A"/>
-                <w:sz w:val="24"/>
+                <w:sz w:val="21"/>
+              </w:rPr>
+              <w:t>桁架系统</w:t>
+            </w:r>
+          </w:p>
+        </w:tc>
+        <w:tc>
+          <w:tcPr>
+            <w:tcW w:type="dxa" w:w="6350"/>
+          </w:tcPr>
+          <w:p>
+            <w:r>
+              <w:rPr>
+                <w:rFonts w:ascii="Times New Roman" w:hAnsi="Times New Roman" w:eastAsia="宋体"/>
+                <w:b w:val="0"/>
+                <w:color w:val="1A1A1A"/>
+                <w:sz w:val="21"/>
+              </w:rPr>
+              <w:t>复选框（非必须）：勾选后清单计入铝合金快装桁架 1 批（按场地顶部环绕长度配置，相机吊装固定）</w:t>
+            </w:r>
+          </w:p>
+        </w:tc>
+      </w:tr>
+      <w:tr>
+        <w:tc>
+          <w:tcPr>
+            <w:tcW w:type="dxa" w:w="1814"/>
+          </w:tcPr>
+          <w:p>
+            <w:r>
+              <w:rPr>
+                <w:rFonts w:ascii="Times New Roman" w:hAnsi="Times New Roman" w:eastAsia="宋体"/>
+                <w:b w:val="0"/>
+                <w:color w:val="1A1A1A"/>
+                <w:sz w:val="21"/>
               </w:rPr>
               <w:t>布置层数</w:t>
             </w:r>
@@ -592,20 +557,17 @@
         </w:tc>
         <w:tc>
           <w:tcPr>
-            <w:tcW w:type="dxa" w:w="6009"/>
+            <w:tcW w:type="dxa" w:w="6350"/>
           </w:tcPr>
           <w:p>
-            <w:pPr>
-              <w:spacing w:before="0" w:after="0"/>
-            </w:pPr>
             <w:r>
               <w:rPr>
                 <w:rFonts w:ascii="Times New Roman" w:hAnsi="Times New Roman" w:eastAsia="宋体"/>
                 <w:b w:val="0"/>
                 <w:color w:val="1A1A1A"/>
-                <w:sz w:val="24"/>
+                <w:sz w:val="21"/>
               </w:rPr>
-              <w:t>自动=场地高度＞6m 时两层立体部署（相机数量成倍）；可手动指定 1-3 层；水下场景自带双层，不受此项影响</w:t>
+              <w:t>自动=场地高度≥6m 时两层立体部署（相机数量成倍）；可手动指定 1-3 层；水下场景自带双层</w:t>
             </w:r>
           </w:p>
         </w:tc>
@@ -613,18 +575,15 @@
       <w:tr>
         <w:tc>
           <w:tcPr>
-            <w:tcW w:type="dxa" w:w="1928"/>
+            <w:tcW w:type="dxa" w:w="1814"/>
           </w:tcPr>
           <w:p>
-            <w:pPr>
-              <w:spacing w:before="0" w:after="0"/>
-            </w:pPr>
             <w:r>
               <w:rPr>
                 <w:rFonts w:ascii="Times New Roman" w:hAnsi="Times New Roman" w:eastAsia="宋体"/>
                 <w:b w:val="0"/>
                 <w:color w:val="1A1A1A"/>
-                <w:sz w:val="24"/>
+                <w:sz w:val="21"/>
               </w:rPr>
               <w:t>方案详略程度</w:t>
             </w:r>
@@ -632,20 +591,17 @@
         </w:tc>
         <w:tc>
           <w:tcPr>
-            <w:tcW w:type="dxa" w:w="6009"/>
+            <w:tcW w:type="dxa" w:w="6350"/>
           </w:tcPr>
           <w:p>
-            <w:pPr>
-              <w:spacing w:before="0" w:after="0"/>
-            </w:pPr>
             <w:r>
               <w:rPr>
                 <w:rFonts w:ascii="Times New Roman" w:hAnsi="Times New Roman" w:eastAsia="宋体"/>
                 <w:b w:val="0"/>
                 <w:color w:val="1A1A1A"/>
-                <w:sz w:val="24"/>
+                <w:sz w:val="21"/>
               </w:rPr>
-              <w:t>基础版（核心章节）/ 标准版（+配图与专项章）/ 深度版（+行业分析、产品详述、SOP、培训、附录 A-F）</w:t>
+              <w:t>基础版（核心章节）/ 标准版（+配图与专项章）/ 深度版（+行业分析、产品详述、SOP、培训、附录 A-E）</w:t>
             </w:r>
           </w:p>
         </w:tc>
@@ -654,59 +610,41 @@
     <w:p/>
     <w:p>
       <w:pPr>
-        <w:pStyle w:val="Heading1"/>
-        <w:spacing w:before="0" w:after="0" w:line="360" w:lineRule="auto"/>
+        <w:spacing w:before="280" w:after="160"/>
       </w:pPr>
       <w:r>
         <w:rPr>
-          <w:rFonts w:ascii="Times New Roman" w:hAnsi="Times New Roman" w:eastAsia="宋体"/>
+          <w:rFonts w:ascii="Times New Roman" w:hAnsi="Times New Roman" w:eastAsia="微软雅黑"/>
           <w:b/>
-          <w:color w:val="1A1A1A"/>
-          <w:sz w:val="28"/>
+          <w:color w:val="1677FF"/>
+          <w:sz w:val="30"/>
         </w:rPr>
         <w:t>五、内置自动规则速查</w:t>
-      </w:r>
-    </w:p>
-    <w:p>
-      <w:pPr>
-        <w:spacing w:before="0" w:after="0" w:line="360" w:lineRule="auto"/>
-        <w:ind w:firstLine="480"/>
-      </w:pPr>
-      <w:r>
-        <w:rPr>
-          <w:rFonts w:ascii="Times New Roman" w:hAnsi="Times New Roman" w:eastAsia="宋体"/>
-          <w:b w:val="0"/>
-          <w:color w:val="1A1A1A"/>
-          <w:sz w:val="24"/>
-        </w:rPr>
-        <w:t>以下规则由引擎自动执行，生成报告时会将关键判断写入正文（如“相机自动选型说明”），无需人工核算：</w:t>
       </w:r>
     </w:p>
     <w:tbl>
       <w:tblPr>
         <w:tblStyle w:val="TableGrid"/>
         <w:tblW w:type="auto" w:w="0"/>
+        <w:jc w:val="center"/>
         <w:tblLook w:firstColumn="1" w:firstRow="1" w:lastColumn="0" w:lastRow="0" w:noHBand="0" w:noVBand="1" w:val="04A0"/>
       </w:tblPr>
       <w:tblGrid>
-        <w:gridCol w:w="4419"/>
-        <w:gridCol w:w="4419"/>
+        <w:gridCol w:w="4759"/>
+        <w:gridCol w:w="4759"/>
       </w:tblGrid>
       <w:tr>
         <w:tc>
           <w:tcPr>
-            <w:tcW w:type="dxa" w:w="1928"/>
+            <w:tcW w:type="dxa" w:w="1814"/>
           </w:tcPr>
           <w:p>
-            <w:pPr>
-              <w:spacing w:before="0" w:after="0"/>
-            </w:pPr>
             <w:r>
               <w:rPr>
                 <w:rFonts w:ascii="Times New Roman" w:hAnsi="Times New Roman" w:eastAsia="宋体"/>
                 <w:b/>
                 <w:color w:val="1A1A1A"/>
-                <w:sz w:val="24"/>
+                <w:sz w:val="21"/>
               </w:rPr>
               <w:t>规则</w:t>
             </w:r>
@@ -714,18 +652,15 @@
         </w:tc>
         <w:tc>
           <w:tcPr>
-            <w:tcW w:type="dxa" w:w="6009"/>
+            <w:tcW w:type="dxa" w:w="6350"/>
           </w:tcPr>
           <w:p>
-            <w:pPr>
-              <w:spacing w:before="0" w:after="0"/>
-            </w:pPr>
             <w:r>
               <w:rPr>
                 <w:rFonts w:ascii="Times New Roman" w:hAnsi="Times New Roman" w:eastAsia="宋体"/>
                 <w:b/>
                 <w:color w:val="1A1A1A"/>
-                <w:sz w:val="24"/>
+                <w:sz w:val="21"/>
               </w:rPr>
               <w:t>内容</w:t>
             </w:r>
@@ -735,18 +670,15 @@
       <w:tr>
         <w:tc>
           <w:tcPr>
-            <w:tcW w:type="dxa" w:w="1928"/>
+            <w:tcW w:type="dxa" w:w="1814"/>
           </w:tcPr>
           <w:p>
-            <w:pPr>
-              <w:spacing w:before="0" w:after="0"/>
-            </w:pPr>
             <w:r>
               <w:rPr>
                 <w:rFonts w:ascii="Times New Roman" w:hAnsi="Times New Roman" w:eastAsia="宋体"/>
                 <w:b w:val="0"/>
                 <w:color w:val="1A1A1A"/>
-                <w:sz w:val="24"/>
+                <w:sz w:val="21"/>
               </w:rPr>
               <w:t>相机选型校核</w:t>
             </w:r>
@@ -754,20 +686,17 @@
         </w:tc>
         <w:tc>
           <w:tcPr>
-            <w:tcW w:type="dxa" w:w="6009"/>
+            <w:tcW w:type="dxa" w:w="6350"/>
           </w:tcPr>
           <w:p>
-            <w:pPr>
-              <w:spacing w:before="0" w:after="0"/>
-            </w:pPr>
             <w:r>
               <w:rPr>
                 <w:rFonts w:ascii="Times New Roman" w:hAnsi="Times New Roman" w:eastAsia="宋体"/>
                 <w:b w:val="0"/>
                 <w:color w:val="1A1A1A"/>
-                <w:sz w:val="24"/>
+                <w:sz w:val="21"/>
               </w:rPr>
-              <w:t>每台相机须覆盖场地中心：识别距离 ≥ √((长/2)²+(宽/2)²+高²)；自动推荐不足时自动升档最经济型号，全部不足时告警</w:t>
+              <w:t>每台相机须覆盖场地中心：识别距离 ≥ √((长/2)²+(宽/2)²+高²)；自动推荐不足时自动升档最经济型号</w:t>
             </w:r>
           </w:p>
         </w:tc>
@@ -775,39 +704,33 @@
       <w:tr>
         <w:tc>
           <w:tcPr>
-            <w:tcW w:type="dxa" w:w="1928"/>
+            <w:tcW w:type="dxa" w:w="1814"/>
           </w:tcPr>
           <w:p>
-            <w:pPr>
-              <w:spacing w:before="0" w:after="0"/>
-            </w:pPr>
             <w:r>
               <w:rPr>
                 <w:rFonts w:ascii="Times New Roman" w:hAnsi="Times New Roman" w:eastAsia="宋体"/>
                 <w:b w:val="0"/>
                 <w:color w:val="1A1A1A"/>
-                <w:sz w:val="24"/>
+                <w:sz w:val="21"/>
               </w:rPr>
-              <w:t>距离余量提示</w:t>
+              <w:t>覆盖不足弹窗</w:t>
             </w:r>
           </w:p>
         </w:tc>
         <w:tc>
           <w:tcPr>
-            <w:tcW w:type="dxa" w:w="6009"/>
+            <w:tcW w:type="dxa" w:w="6350"/>
           </w:tcPr>
           <w:p>
-            <w:pPr>
-              <w:spacing w:before="0" w:after="0"/>
-            </w:pPr>
             <w:r>
               <w:rPr>
                 <w:rFonts w:ascii="Times New Roman" w:hAnsi="Times New Roman" w:eastAsia="宋体"/>
                 <w:b w:val="0"/>
                 <w:color w:val="1A1A1A"/>
-                <w:sz w:val="24"/>
+                <w:sz w:val="21"/>
               </w:rPr>
-              <w:t>识别距离余量＜20% 时在报告中给出升档建议</w:t>
+              <w:t>点击生成时，任一已选相机 ⚠距离不满足 或 △余量&lt;20% 均弹确认窗，确认后才生成；混用联合覆盖一台满足即放行；R3 参考相机不参与校核</w:t>
             </w:r>
           </w:p>
         </w:tc>
@@ -815,18 +738,15 @@
       <w:tr>
         <w:tc>
           <w:tcPr>
-            <w:tcW w:type="dxa" w:w="1928"/>
+            <w:tcW w:type="dxa" w:w="1814"/>
           </w:tcPr>
           <w:p>
-            <w:pPr>
-              <w:spacing w:before="0" w:after="0"/>
-            </w:pPr>
             <w:r>
               <w:rPr>
                 <w:rFonts w:ascii="Times New Roman" w:hAnsi="Times New Roman" w:eastAsia="宋体"/>
                 <w:b w:val="0"/>
                 <w:color w:val="1A1A1A"/>
-                <w:sz w:val="24"/>
+                <w:sz w:val="21"/>
               </w:rPr>
               <w:t>相机数量</w:t>
             </w:r>
@@ -834,20 +754,17 @@
         </w:tc>
         <w:tc>
           <w:tcPr>
-            <w:tcW w:type="dxa" w:w="6009"/>
+            <w:tcW w:type="dxa" w:w="6350"/>
           </w:tcPr>
           <w:p>
-            <w:pPr>
-              <w:spacing w:before="0" w:after="0"/>
-            </w:pPr>
             <w:r>
               <w:rPr>
                 <w:rFonts w:ascii="Times New Roman" w:hAnsi="Times New Roman" w:eastAsia="宋体"/>
                 <w:b w:val="0"/>
                 <w:color w:val="1A1A1A"/>
-                <w:sz w:val="24"/>
+                <w:sz w:val="21"/>
               </w:rPr>
-              <w:t>按场景部署规则计算（环绕间距/网格间距），叠加遮挡冗余；高度＞6m 自动两层，数量成倍</w:t>
+              <w:t>按场景部署规则计算（环绕间距/网格间距），叠加遮挡冗余；高度≥6m 自动两层，数量成倍</w:t>
             </w:r>
           </w:p>
         </w:tc>
@@ -855,18 +772,15 @@
       <w:tr>
         <w:tc>
           <w:tcPr>
-            <w:tcW w:type="dxa" w:w="1928"/>
+            <w:tcW w:type="dxa" w:w="1814"/>
           </w:tcPr>
           <w:p>
-            <w:pPr>
-              <w:spacing w:before="0" w:after="0"/>
-            </w:pPr>
             <w:r>
               <w:rPr>
                 <w:rFonts w:ascii="Times New Roman" w:hAnsi="Times New Roman" w:eastAsia="宋体"/>
                 <w:b w:val="0"/>
                 <w:color w:val="1A1A1A"/>
-                <w:sz w:val="24"/>
+                <w:sz w:val="21"/>
               </w:rPr>
               <w:t>交换机选型</w:t>
             </w:r>
@@ -874,20 +788,17 @@
         </w:tc>
         <w:tc>
           <w:tcPr>
-            <w:tcW w:type="dxa" w:w="6009"/>
+            <w:tcW w:type="dxa" w:w="6350"/>
           </w:tcPr>
           <w:p>
-            <w:pPr>
-              <w:spacing w:before="0" w:after="0"/>
-            </w:pPr>
             <w:r>
               <w:rPr>
                 <w:rFonts w:ascii="Times New Roman" w:hAnsi="Times New Roman" w:eastAsia="宋体"/>
                 <w:b w:val="0"/>
                 <w:color w:val="1A1A1A"/>
-                <w:sz w:val="24"/>
+                <w:sz w:val="21"/>
               </w:rPr>
-              <w:t>口数+功率+供电等级三重校核；K 系列相机强制 PoE++（802.3bt），其余 PoE+；机器人/定制场景优先工业级机型；单台不足自动多台分区接入</w:t>
+              <w:t>口数+功率+供电等级三重校核；K 系列相机强制 PoE++（802.3bt），其余 PoE+；机器人/定制场景优先工业级机型</w:t>
             </w:r>
           </w:p>
         </w:tc>
@@ -895,18 +806,15 @@
       <w:tr>
         <w:tc>
           <w:tcPr>
-            <w:tcW w:type="dxa" w:w="1928"/>
+            <w:tcW w:type="dxa" w:w="1814"/>
           </w:tcPr>
           <w:p>
-            <w:pPr>
-              <w:spacing w:before="0" w:after="0"/>
-            </w:pPr>
             <w:r>
               <w:rPr>
                 <w:rFonts w:ascii="Times New Roman" w:hAnsi="Times New Roman" w:eastAsia="宋体"/>
                 <w:b w:val="0"/>
                 <w:color w:val="1A1A1A"/>
-                <w:sz w:val="24"/>
+                <w:sz w:val="21"/>
               </w:rPr>
               <w:t>同步机选型</w:t>
             </w:r>
@@ -914,20 +822,17 @@
         </w:tc>
         <w:tc>
           <w:tcPr>
-            <w:tcW w:type="dxa" w:w="6009"/>
+            <w:tcW w:type="dxa" w:w="6350"/>
           </w:tcPr>
           <w:p>
-            <w:pPr>
-              <w:spacing w:before="0" w:after="0"/>
-            </w:pPr>
             <w:r>
               <w:rPr>
                 <w:rFonts w:ascii="Times New Roman" w:hAnsi="Times New Roman" w:eastAsia="宋体"/>
                 <w:b w:val="0"/>
                 <w:color w:val="1A1A1A"/>
-                <w:sz w:val="24"/>
+                <w:sz w:val="21"/>
               </w:rPr>
-              <w:t>虚拍 Genlock/影视 Timecode/定制/水下→CMLOCK；单路通用同步场景→CMLOCK mini；水下强制 CMLOCK</w:t>
+              <w:t>默认不配置；选配时按 CMLOCK 选型说明硬门槛判定（Genlock/Timecode/VESA、多路同步、机架集中→CMLOCK；单路主动光/开关量→mini；水下强制 CMLOCK）</w:t>
             </w:r>
           </w:p>
         </w:tc>
@@ -935,18 +840,49 @@
       <w:tr>
         <w:tc>
           <w:tcPr>
-            <w:tcW w:type="dxa" w:w="1928"/>
+            <w:tcW w:type="dxa" w:w="1814"/>
           </w:tcPr>
           <w:p>
-            <w:pPr>
-              <w:spacing w:before="0" w:after="0"/>
-            </w:pPr>
             <w:r>
               <w:rPr>
                 <w:rFonts w:ascii="Times New Roman" w:hAnsi="Times New Roman" w:eastAsia="宋体"/>
                 <w:b w:val="0"/>
                 <w:color w:val="1A1A1A"/>
-                <w:sz w:val="24"/>
+                <w:sz w:val="21"/>
+              </w:rPr>
+              <w:t>标记点内容</w:t>
+            </w:r>
+          </w:p>
+        </w:tc>
+        <w:tc>
+          <w:tcPr>
+            <w:tcW w:type="dxa" w:w="6350"/>
+          </w:tcPr>
+          <w:p>
+            <w:r>
+              <w:rPr>
+                <w:rFonts w:ascii="Times New Roman" w:hAnsi="Times New Roman" w:eastAsia="宋体"/>
+                <w:b w:val="0"/>
+                <w:color w:val="1A1A1A"/>
+                <w:sz w:val="21"/>
+              </w:rPr>
+              <w:t>主动光仅适用刚体（PUCK/F3/F1-EDG 产品族），被动适用刚体+骨骼；报告正文/图片/清单/指标表随所选类型联动</w:t>
+            </w:r>
+          </w:p>
+        </w:tc>
+      </w:tr>
+      <w:tr>
+        <w:tc>
+          <w:tcPr>
+            <w:tcW w:type="dxa" w:w="1814"/>
+          </w:tcPr>
+          <w:p>
+            <w:r>
+              <w:rPr>
+                <w:rFonts w:ascii="Times New Roman" w:hAnsi="Times New Roman" w:eastAsia="宋体"/>
+                <w:b w:val="0"/>
+                <w:color w:val="1A1A1A"/>
+                <w:sz w:val="21"/>
               </w:rPr>
               <w:t>水下清单</w:t>
             </w:r>
@@ -954,20 +890,17 @@
         </w:tc>
         <w:tc>
           <w:tcPr>
-            <w:tcW w:type="dxa" w:w="6009"/>
+            <w:tcW w:type="dxa" w:w="6350"/>
           </w:tcPr>
           <w:p>
-            <w:pPr>
-              <w:spacing w:before="0" w:after="0"/>
-            </w:pPr>
             <w:r>
               <w:rPr>
                 <w:rFonts w:ascii="Times New Roman" w:hAnsi="Times New Roman" w:eastAsia="宋体"/>
                 <w:b w:val="0"/>
                 <w:color w:val="1A1A1A"/>
-                <w:sz w:val="24"/>
+                <w:sz w:val="21"/>
               </w:rPr>
-              <w:t>U 系列相机自动配：接入盒（每 3 台 1 盒）、防水电缆（1 根/台）、水下固定套件、蓝光 450nm 标记点与校准套件</w:t>
+              <w:t>U 系列相机自动配：UW Connection Unit 连接单元（每 3 台 1 盒，IP65/PoE 供电）、防水电缆、水下固定套件、蓝光 450nm 标记点与校准套件</w:t>
             </w:r>
           </w:p>
         </w:tc>
@@ -975,18 +908,15 @@
       <w:tr>
         <w:tc>
           <w:tcPr>
-            <w:tcW w:type="dxa" w:w="1928"/>
+            <w:tcW w:type="dxa" w:w="1814"/>
           </w:tcPr>
           <w:p>
-            <w:pPr>
-              <w:spacing w:before="0" w:after="0"/>
-            </w:pPr>
             <w:r>
               <w:rPr>
                 <w:rFonts w:ascii="Times New Roman" w:hAnsi="Times New Roman" w:eastAsia="宋体"/>
                 <w:b w:val="0"/>
                 <w:color w:val="1A1A1A"/>
-                <w:sz w:val="24"/>
+                <w:sz w:val="21"/>
               </w:rPr>
               <w:t>网线数量</w:t>
             </w:r>
@@ -994,20 +924,51 @@
         </w:tc>
         <w:tc>
           <w:tcPr>
-            <w:tcW w:type="dxa" w:w="6009"/>
+            <w:tcW w:type="dxa" w:w="6350"/>
           </w:tcPr>
           <w:p>
-            <w:pPr>
-              <w:spacing w:before="0" w:after="0"/>
-            </w:pPr>
             <w:r>
               <w:rPr>
                 <w:rFonts w:ascii="Times New Roman" w:hAnsi="Times New Roman" w:eastAsia="宋体"/>
                 <w:b w:val="0"/>
                 <w:color w:val="1A1A1A"/>
-                <w:sz w:val="24"/>
+                <w:sz w:val="21"/>
               </w:rPr>
               <w:t>相机+参考相机+服务器+同步机+交换机，另备 2 根</w:t>
+            </w:r>
+          </w:p>
+        </w:tc>
+      </w:tr>
+      <w:tr>
+        <w:tc>
+          <w:tcPr>
+            <w:tcW w:type="dxa" w:w="1814"/>
+          </w:tcPr>
+          <w:p>
+            <w:r>
+              <w:rPr>
+                <w:rFonts w:ascii="Times New Roman" w:hAnsi="Times New Roman" w:eastAsia="宋体"/>
+                <w:b w:val="0"/>
+                <w:color w:val="1A1A1A"/>
+                <w:sz w:val="21"/>
+              </w:rPr>
+              <w:t>整数约束</w:t>
+            </w:r>
+          </w:p>
+        </w:tc>
+        <w:tc>
+          <w:tcPr>
+            <w:tcW w:type="dxa" w:w="6350"/>
+          </w:tcPr>
+          <w:p>
+            <w:r>
+              <w:rPr>
+                <w:rFonts w:ascii="Times New Roman" w:hAnsi="Times New Roman" w:eastAsia="宋体"/>
+                <w:b w:val="0"/>
+                <w:color w:val="1A1A1A"/>
+                <w:sz w:val="21"/>
+              </w:rPr>
+              <w:t>相机数量/人数/目标数/机位数仅允许整数输入</w:t>
             </w:r>
           </w:p>
         </w:tc>
@@ -1016,23 +977,21 @@
     <w:p/>
     <w:p>
       <w:pPr>
-        <w:pStyle w:val="Heading1"/>
-        <w:spacing w:before="0" w:after="0" w:line="360" w:lineRule="auto"/>
+        <w:spacing w:before="280" w:after="160"/>
       </w:pPr>
       <w:r>
         <w:rPr>
-          <w:rFonts w:ascii="Times New Roman" w:hAnsi="Times New Roman" w:eastAsia="宋体"/>
+          <w:rFonts w:ascii="Times New Roman" w:hAnsi="Times New Roman" w:eastAsia="微软雅黑"/>
           <w:b/>
-          <w:color w:val="1A1A1A"/>
-          <w:sz w:val="28"/>
+          <w:color w:val="1677FF"/>
+          <w:sz w:val="30"/>
         </w:rPr>
         <w:t>六、常见问题</w:t>
       </w:r>
     </w:p>
     <w:p>
       <w:pPr>
-        <w:spacing w:before="0" w:after="0" w:line="360" w:lineRule="auto"/>
-        <w:ind w:left="480"/>
+        <w:spacing w:line="360" w:lineRule="auto"/>
       </w:pPr>
       <w:r>
         <w:rPr>
@@ -1041,13 +1000,12 @@
           <w:color w:val="1A1A1A"/>
           <w:sz w:val="24"/>
         </w:rPr>
-        <w:t>• 目录页码不显示？——报告目录为 Word 引用目录，打开文档时选择“是”更新域，或全选后按 F9 刷新；</w:t>
+        <w:t>1. 目录页码不显示？报告目录为 Word 引用目录，打开文档时选择“是”更新域，或全选后按 F9 刷新；</w:t>
       </w:r>
     </w:p>
     <w:p>
       <w:pPr>
-        <w:spacing w:before="0" w:after="0" w:line="360" w:lineRule="auto"/>
-        <w:ind w:left="480"/>
+        <w:spacing w:line="360" w:lineRule="auto"/>
       </w:pPr>
       <w:r>
         <w:rPr>
@@ -1056,13 +1014,12 @@
           <w:color w:val="1A1A1A"/>
           <w:sz w:val="24"/>
         </w:rPr>
-        <w:t>• 想改某个指标或段落？——直接在 Word 中编辑即可，目录按 F9 重新生成；</w:t>
+        <w:t>2. 想改某个指标或段落？直接在 Word 中编辑即可，目录按 F9 重新生成；</w:t>
       </w:r>
     </w:p>
     <w:p>
       <w:pPr>
-        <w:spacing w:before="0" w:after="0" w:line="360" w:lineRule="auto"/>
-        <w:ind w:left="480"/>
+        <w:spacing w:line="360" w:lineRule="auto"/>
       </w:pPr>
       <w:r>
         <w:rPr>
@@ -1071,13 +1028,12 @@
           <w:color w:val="1A1A1A"/>
           <w:sz w:val="24"/>
         </w:rPr>
-        <w:t>• 相机产品图缺失？——确认软件目录 assets 文件夹完整，缺失图片会自动跳过不影响生成；</w:t>
+        <w:t>3. 相机产品图缺失？确认软件目录 assets 文件夹完整，缺失图片会自动跳过不影响生成；</w:t>
       </w:r>
     </w:p>
     <w:p>
       <w:pPr>
-        <w:spacing w:before="0" w:after="0" w:line="360" w:lineRule="auto"/>
-        <w:ind w:left="480"/>
+        <w:spacing w:line="360" w:lineRule="auto"/>
       </w:pPr>
       <w:r>
         <w:rPr>
@@ -1086,13 +1042,12 @@
           <w:color w:val="1A1A1A"/>
           <w:sz w:val="24"/>
         </w:rPr>
-        <w:t>• 生成失败/按钮无响应？——先关闭所有正在占用 output 目录中文件的 Word 窗口再重试；仍失败请联系方案工具维护同事并附上表单填写内容；</w:t>
+        <w:t>4. 生成失败/按钮无响应？先关闭所有正在占用 output 目录中文件的 Word 窗口再重试；</w:t>
       </w:r>
     </w:p>
     <w:p>
       <w:pPr>
-        <w:spacing w:before="0" w:after="0" w:line="360" w:lineRule="auto"/>
-        <w:ind w:left="480"/>
+        <w:spacing w:line="360" w:lineRule="auto"/>
       </w:pPr>
       <w:r>
         <w:rPr>
@@ -1101,64 +1056,17 @@
           <w:color w:val="1A1A1A"/>
           <w:sz w:val="24"/>
         </w:rPr>
-        <w:t>• 需要报价？——清单不含价格，报价请走公司商务流程。</w:t>
+        <w:t>5. 需要报价？清单不含价格，报价请走公司商务流程。</w:t>
       </w:r>
     </w:p>
     <w:sectPr>
-      <w:headerReference w:type="default" r:id="rId9"/>
       <w:pgSz w:w="12240" w:h="15840"/>
-      <w:pgMar w:top="1440" w:right="1701" w:bottom="1440" w:left="1701" w:header="720" w:footer="720" w:gutter="0"/>
+      <w:pgMar w:top="1247" w:right="1361" w:bottom="1247" w:left="1361" w:header="720" w:footer="720" w:gutter="0"/>
       <w:cols w:space="720"/>
-      <w:titlePg/>
       <w:docGrid w:linePitch="360"/>
     </w:sectPr>
   </w:body>
 </w:document>
-</file>
-
-<file path=word/header1.xml><?xml version="1.0" encoding="utf-8"?>
-<w:hdr xmlns:m="http://schemas.openxmlformats.org/officeDocument/2006/math" xmlns:mc="http://schemas.openxmlformats.org/markup-compatibility/2006" xmlns:mo="http://schemas.microsoft.com/office/mac/office/2008/main" xmlns:mv="urn:schemas-microsoft-com:mac:vml" xmlns:o="urn:schemas-microsoft-com:office:office" xmlns:r="http://schemas.openxmlformats.org/officeDocument/2006/relationships" xmlns:v="urn:schemas-microsoft-com:vml" xmlns:w10="urn:schemas-microsoft-com:office:word" xmlns:w14="http://schemas.microsoft.com/office/word/2010/wordml" xmlns:w="http://schemas.openxmlformats.org/wordprocessingml/2006/main" xmlns:wne="http://schemas.microsoft.com/office/word/2006/wordml" xmlns:wp14="http://schemas.microsoft.com/office/word/2010/wordprocessingDrawing" xmlns:wp="http://schemas.openxmlformats.org/drawingml/2006/wordprocessingDrawing" xmlns:wpc="http://schemas.microsoft.com/office/word/2010/wordprocessingCanvas" xmlns:wpg="http://schemas.microsoft.com/office/word/2010/wordprocessingGroup" xmlns:wpi="http://schemas.microsoft.com/office/word/2010/wordprocessingInk" xmlns:wps="http://schemas.microsoft.com/office/word/2010/wordprocessingShape" mc:Ignorable="w14 wp14">
-  <w:p>
-    <w:pPr>
-      <w:pStyle w:val="Header"/>
-      <w:jc w:val="right"/>
-    </w:pPr>
-    <w:r>
-      <w:drawing>
-        <wp:inline xmlns:a="http://schemas.openxmlformats.org/drawingml/2006/main" xmlns:pic="http://schemas.openxmlformats.org/drawingml/2006/picture">
-          <wp:extent cx="1152000" cy="228685"/>
-          <wp:docPr id="1" name="Picture 1"/>
-          <wp:cNvGraphicFramePr>
-            <a:graphicFrameLocks noChangeAspect="1"/>
-          </wp:cNvGraphicFramePr>
-          <a:graphic>
-            <a:graphicData uri="http://schemas.openxmlformats.org/drawingml/2006/picture">
-              <pic:pic>
-                <pic:nvPicPr>
-                  <pic:cNvPr id="0" name="logo.png"/>
-                  <pic:cNvPicPr/>
-                </pic:nvPicPr>
-                <pic:blipFill>
-                  <a:blip r:embed="rId1"/>
-                  <a:stretch>
-                    <a:fillRect/>
-                  </a:stretch>
-                </pic:blipFill>
-                <pic:spPr>
-                  <a:xfrm>
-                    <a:off x="0" y="0"/>
-                    <a:ext cx="1152000" cy="228685"/>
-                  </a:xfrm>
-                  <a:prstGeom prst="rect"/>
-                </pic:spPr>
-              </pic:pic>
-            </a:graphicData>
-          </a:graphic>
-        </wp:inline>
-      </w:drawing>
-    </w:r>
-  </w:p>
-</w:hdr>
 </file>
 
 <file path=word/numbering.xml><?xml version="1.0" encoding="utf-8"?>
